--- a/파이썬-심화-데이터분석/08_Pandas입문_정리본.docx
+++ b/파이썬-심화-데이터분석/08_Pandas입문_정리본.docx
@@ -1819,516 +1819,6 @@
         </w:tc>
       </w:tr>
     </w:tbl>
-    <w:p>
-      <w:r>
-        <w:br w:type="page"/>
-      </w:r>
-    </w:p>
-    <w:p>
-      <w:pPr>
-        <w:pStyle w:val="Heading1"/>
-      </w:pPr>
-      <w:r>
-        <w:t xml:space="preserve">7. 확인 퀴즈</w:t>
-      </w:r>
-    </w:p>
-    <w:p>
-      <w:pPr>
-        <w:spacing w:after="120" w:line="276"/>
-      </w:pPr>
-      <w:r>
-        <w:t xml:space="preserve">총 10문항. 풀어본 뒤 다음 페이지 정답으로 채점하세요.</w:t>
-      </w:r>
-    </w:p>
-    <w:p>
-      <w:pPr>
-        <w:pStyle w:val="ListParagraph"/>
-        <w:numPr>
-          <w:ilvl w:val="0"/>
-          <w:numId w:val="2"/>
-        </w:numPr>
-        <w:spacing w:after="80" w:line="264"/>
-      </w:pPr>
-      <w:r>
-        <w:t xml:space="preserve">Series와 DataFrame은 각각 몇 차원인가?</w:t>
-      </w:r>
-    </w:p>
-    <w:p>
-      <w:pPr>
-        <w:pStyle w:val="ListParagraph"/>
-        <w:numPr>
-          <w:ilvl w:val="0"/>
-          <w:numId w:val="2"/>
-        </w:numPr>
-        <w:spacing w:after="80" w:line="264"/>
-      </w:pPr>
-      <w:r>
-        <w:t xml:space="preserve">s["화"] 와 s.iloc[1] 은 각각 무엇을 기준으로 원소를 고르는가?</w:t>
-      </w:r>
-    </w:p>
-    <w:p>
-      <w:pPr>
-        <w:pStyle w:val="ListParagraph"/>
-        <w:numPr>
-          <w:ilvl w:val="0"/>
-          <w:numId w:val="2"/>
-        </w:numPr>
-        <w:spacing w:after="80" w:line="264"/>
-      </w:pPr>
-      <w:r>
-        <w:t xml:space="preserve">pd.DataFrame(dict)에서 dict의 키는 무엇이 되는가?</w:t>
-      </w:r>
-    </w:p>
-    <w:p>
-      <w:pPr>
-        <w:pStyle w:val="ListParagraph"/>
-        <w:numPr>
-          <w:ilvl w:val="0"/>
-          <w:numId w:val="2"/>
-        </w:numPr>
-        <w:spacing w:after="80" w:line="264"/>
-      </w:pPr>
-      <w:r>
-        <w:t xml:space="preserve">read_csv의 parse_dates 옵션은 무엇을 하며, 안 쓰면 날짜 열은 무슨 타입인가?</w:t>
-      </w:r>
-    </w:p>
-    <w:p>
-      <w:pPr>
-        <w:pStyle w:val="ListParagraph"/>
-        <w:numPr>
-          <w:ilvl w:val="0"/>
-          <w:numId w:val="2"/>
-        </w:numPr>
-        <w:spacing w:after="80" w:line="264"/>
-      </w:pPr>
-      <w:r>
-        <w:t xml:space="preserve">df["status"] 와 df[["status"]] 의 반환 타입은 각각?</w:t>
-      </w:r>
-    </w:p>
-    <w:p>
-      <w:pPr>
-        <w:pStyle w:val="ListParagraph"/>
-        <w:numPr>
-          <w:ilvl w:val="0"/>
-          <w:numId w:val="2"/>
-        </w:numPr>
-        <w:spacing w:after="80" w:line="264"/>
-      </w:pPr>
-      <w:r>
-        <w:t xml:space="preserve">iloc[0:2] 와 loc[1:3] 의 끝 인덱스 포함 여부는 각각?</w:t>
-      </w:r>
-    </w:p>
-    <w:p>
-      <w:pPr>
-        <w:pStyle w:val="ListParagraph"/>
-        <w:numPr>
-          <w:ilvl w:val="0"/>
-          <w:numId w:val="2"/>
-        </w:numPr>
-        <w:spacing w:after="80" w:line="264"/>
-      </w:pPr>
-      <w:r>
-        <w:t xml:space="preserve">여러 행/열을 떨어진 위치에서 한 번에 고르려면 어떻게 하는가?</w:t>
-      </w:r>
-    </w:p>
-    <w:p>
-      <w:pPr>
-        <w:pStyle w:val="ListParagraph"/>
-        <w:numPr>
-          <w:ilvl w:val="0"/>
-          <w:numId w:val="2"/>
-        </w:numPr>
-        <w:spacing w:after="80" w:line="264"/>
-      </w:pPr>
-      <w:r>
-        <w:t xml:space="preserve">df[df["점수"]&gt;=60] 에서 대괄호 안의 조건은 무엇인가?</w:t>
-      </w:r>
-    </w:p>
-    <w:p>
-      <w:pPr>
-        <w:pStyle w:val="ListParagraph"/>
-        <w:numPr>
-          <w:ilvl w:val="0"/>
-          <w:numId w:val="2"/>
-        </w:numPr>
-        <w:spacing w:after="80" w:line="264"/>
-      </w:pPr>
-      <w:r>
-        <w:t xml:space="preserve">판다스에서 '점수&gt;=60 그리고 반==A'를 필터링할 때 and를 쓰면 왜 안 되며, 무엇을 쓰는가?</w:t>
-      </w:r>
-    </w:p>
-    <w:p>
-      <w:pPr>
-        <w:pStyle w:val="ListParagraph"/>
-        <w:numPr>
-          <w:ilvl w:val="0"/>
-          <w:numId w:val="2"/>
-        </w:numPr>
-        <w:spacing w:after="80" w:line="264"/>
-      </w:pPr>
-      <w:r>
-        <w:t xml:space="preserve">한 셀만 수정하는 인덱서와, 열을 삭제하는 메서드는 각각 무엇인가?</w:t>
-      </w:r>
-    </w:p>
-    <w:p>
-      <w:r>
-        <w:br w:type="page"/>
-      </w:r>
-    </w:p>
-    <w:p>
-      <w:pPr>
-        <w:pStyle w:val="Heading1"/>
-      </w:pPr>
-      <w:r>
-        <w:t xml:space="preserve">정답 및 해설</w:t>
-      </w:r>
-    </w:p>
-    <w:p>
-      <w:pPr>
-        <w:shd w:fill="E2EFDA" w:val="clear"/>
-        <w:spacing w:after="100" w:line="264"/>
-      </w:pPr>
-      <w:r>
-        <w:rPr>
-          <w:b/>
-          <w:bCs/>
-          <w:color w:val="375623"/>
-        </w:rPr>
-        <w:t xml:space="preserve">1. </w:t>
-      </w:r>
-      <w:r>
-        <w:t xml:space="preserve">Series = </w:t>
-      </w:r>
-      <w:r>
-        <w:rPr>
-          <w:b/>
-          <w:bCs/>
-        </w:rPr>
-        <w:t xml:space="preserve">1차원</w:t>
-      </w:r>
-      <w:r>
-        <w:t xml:space="preserve">, DataFrame = </w:t>
-      </w:r>
-      <w:r>
-        <w:rPr>
-          <w:b/>
-          <w:bCs/>
-        </w:rPr>
-        <w:t xml:space="preserve">2차원</w:t>
-      </w:r>
-      <w:r>
-        <w:t xml:space="preserve">.</w:t>
-      </w:r>
-    </w:p>
-    <w:p>
-      <w:pPr>
-        <w:shd w:fill="E2EFDA" w:val="clear"/>
-        <w:spacing w:after="100" w:line="264"/>
-      </w:pPr>
-      <w:r>
-        <w:rPr>
-          <w:b/>
-          <w:bCs/>
-          <w:color w:val="375623"/>
-        </w:rPr>
-        <w:t xml:space="preserve">2. </w:t>
-      </w:r>
-      <w:r>
-        <w:t xml:space="preserve">s["화"]는 </w:t>
-      </w:r>
-      <w:r>
-        <w:rPr>
-          <w:b/>
-          <w:bCs/>
-        </w:rPr>
-        <w:t xml:space="preserve">라벨(이름)</w:t>
-      </w:r>
-      <w:r>
-        <w:t xml:space="preserve">, s.iloc[1]은 </w:t>
-      </w:r>
-      <w:r>
-        <w:rPr>
-          <w:b/>
-          <w:bCs/>
-        </w:rPr>
-        <w:t xml:space="preserve">정수 위치(번호)</w:t>
-      </w:r>
-      <w:r>
-        <w:t xml:space="preserve"> 기준. 같은 값을 준다.</w:t>
-      </w:r>
-    </w:p>
-    <w:p>
-      <w:pPr>
-        <w:shd w:fill="E2EFDA" w:val="clear"/>
-        <w:spacing w:after="100" w:line="264"/>
-      </w:pPr>
-      <w:r>
-        <w:rPr>
-          <w:b/>
-          <w:bCs/>
-          <w:color w:val="375623"/>
-        </w:rPr>
-        <w:t xml:space="preserve">3. </w:t>
-      </w:r>
-      <w:r>
-        <w:rPr>
-          <w:b/>
-          <w:bCs/>
-        </w:rPr>
-        <w:t xml:space="preserve">열 이름(column)</w:t>
-      </w:r>
-      <w:r>
-        <w:t xml:space="preserve">. 값(리스트)이 그 열의 데이터가 된다.</w:t>
-      </w:r>
-    </w:p>
-    <w:p>
-      <w:pPr>
-        <w:shd w:fill="E2EFDA" w:val="clear"/>
-        <w:spacing w:after="100" w:line="264"/>
-      </w:pPr>
-      <w:r>
-        <w:rPr>
-          <w:b/>
-          <w:bCs/>
-          <w:color w:val="375623"/>
-        </w:rPr>
-        <w:t xml:space="preserve">4. </w:t>
-      </w:r>
-      <w:r>
-        <w:rPr>
-          <w:b/>
-          <w:bCs/>
-        </w:rPr>
-        <w:t xml:space="preserve">문자열 날짜를 datetime64로 변환</w:t>
-      </w:r>
-      <w:r>
-        <w:t xml:space="preserve">한다. 안 쓰면 </w:t>
-      </w:r>
-      <w:r>
-        <w:rPr>
-          <w:b/>
-          <w:bCs/>
-        </w:rPr>
-        <w:t xml:space="preserve">str(문자열)</w:t>
-      </w:r>
-      <w:r>
-        <w:t xml:space="preserve"> 이라 날짜 연산·정렬이 안 됨.</w:t>
-      </w:r>
-    </w:p>
-    <w:p>
-      <w:pPr>
-        <w:shd w:fill="E2EFDA" w:val="clear"/>
-        <w:spacing w:after="100" w:line="264"/>
-      </w:pPr>
-      <w:r>
-        <w:rPr>
-          <w:b/>
-          <w:bCs/>
-          <w:color w:val="375623"/>
-        </w:rPr>
-        <w:t xml:space="preserve">5. </w:t>
-      </w:r>
-      <w:r>
-        <w:t xml:space="preserve">df["status"] → </w:t>
-      </w:r>
-      <w:r>
-        <w:rPr>
-          <w:b/>
-          <w:bCs/>
-        </w:rPr>
-        <w:t xml:space="preserve">Series</w:t>
-      </w:r>
-      <w:r>
-        <w:t xml:space="preserve">, df[["status"]] → </w:t>
-      </w:r>
-      <w:r>
-        <w:rPr>
-          <w:b/>
-          <w:bCs/>
-        </w:rPr>
-        <w:t xml:space="preserve">DataFrame</w:t>
-      </w:r>
-      <w:r>
-        <w:t xml:space="preserve"> (대괄호 2개).</w:t>
-      </w:r>
-    </w:p>
-    <w:p>
-      <w:pPr>
-        <w:shd w:fill="E2EFDA" w:val="clear"/>
-        <w:spacing w:after="100" w:line="264"/>
-      </w:pPr>
-      <w:r>
-        <w:rPr>
-          <w:b/>
-          <w:bCs/>
-          <w:color w:val="375623"/>
-        </w:rPr>
-        <w:t xml:space="preserve">6. </w:t>
-      </w:r>
-      <w:r>
-        <w:rPr>
-          <w:b/>
-          <w:bCs/>
-        </w:rPr>
-        <w:t xml:space="preserve">iloc[0:2]는 끝 미포함</w:t>
-      </w:r>
-      <w:r>
-        <w:t xml:space="preserve">(0·1), </w:t>
-      </w:r>
-      <w:r>
-        <w:rPr>
-          <w:b/>
-          <w:bCs/>
-        </w:rPr>
-        <w:t xml:space="preserve">loc[1:3]은 끝 라벨 포함</w:t>
-      </w:r>
-      <w:r>
-        <w:t xml:space="preserve">(1·2·3).</w:t>
-      </w:r>
-    </w:p>
-    <w:p>
-      <w:pPr>
-        <w:shd w:fill="E2EFDA" w:val="clear"/>
-        <w:spacing w:after="100" w:line="264"/>
-      </w:pPr>
-      <w:r>
-        <w:rPr>
-          <w:b/>
-          <w:bCs/>
-          <w:color w:val="375623"/>
-        </w:rPr>
-        <w:t xml:space="preserve">7. </w:t>
-      </w:r>
-      <w:r>
-        <w:rPr>
-          <w:b/>
-          <w:bCs/>
-        </w:rPr>
-        <w:t xml:space="preserve">리스트로</w:t>
-      </w:r>
-      <w:r>
-        <w:t xml:space="preserve"> 지정한다: df.iloc[[0,3],[1,2]] 또는 df.loc[[라벨들],[열들]].</w:t>
-      </w:r>
-    </w:p>
-    <w:p>
-      <w:pPr>
-        <w:shd w:fill="E2EFDA" w:val="clear"/>
-        <w:spacing w:after="100" w:line="264"/>
-      </w:pPr>
-      <w:r>
-        <w:rPr>
-          <w:b/>
-          <w:bCs/>
-          <w:color w:val="375623"/>
-        </w:rPr>
-        <w:t xml:space="preserve">8. </w:t>
-      </w:r>
-      <w:r>
-        <w:t xml:space="preserve">각 행의 조건 충족 여부를 담은 </w:t>
-      </w:r>
-      <w:r>
-        <w:rPr>
-          <w:b/>
-          <w:bCs/>
-        </w:rPr>
-        <w:t xml:space="preserve">불리언 마스크(True/False Series)</w:t>
-      </w:r>
-      <w:r>
-        <w:t xml:space="preserve">.</w:t>
-      </w:r>
-    </w:p>
-    <w:p>
-      <w:pPr>
-        <w:shd w:fill="E2EFDA" w:val="clear"/>
-        <w:spacing w:after="100" w:line="264"/>
-      </w:pPr>
-      <w:r>
-        <w:rPr>
-          <w:b/>
-          <w:bCs/>
-          <w:color w:val="375623"/>
-        </w:rPr>
-        <w:t xml:space="preserve">9. </w:t>
-      </w:r>
-      <w:r>
-        <w:t xml:space="preserve">and는 </w:t>
-      </w:r>
-      <w:r>
-        <w:rPr>
-          <w:b/>
-          <w:bCs/>
-        </w:rPr>
-        <w:t xml:space="preserve">Series 전체를 한 번에 판단하려다 ValueError</w:t>
-      </w:r>
-      <w:r>
-        <w:t xml:space="preserve">. 대신 </w:t>
-      </w:r>
-      <w:r>
-        <w:rPr>
-          <w:b/>
-          <w:bCs/>
-        </w:rPr>
-        <w:t xml:space="preserve">&amp;(그리고)·|(또는)</w:t>
-      </w:r>
-      <w:r>
-        <w:t xml:space="preserve"> 를 쓰고 각 조건을 </w:t>
-      </w:r>
-      <w:r>
-        <w:rPr>
-          <w:b/>
-          <w:bCs/>
-        </w:rPr>
-        <w:t xml:space="preserve">소괄호</w:t>
-      </w:r>
-      <w:r>
-        <w:t xml:space="preserve">로 감싼다.</w:t>
-      </w:r>
-    </w:p>
-    <w:p>
-      <w:pPr>
-        <w:shd w:fill="E2EFDA" w:val="clear"/>
-        <w:spacing w:after="100" w:line="264"/>
-      </w:pPr>
-      <w:r>
-        <w:rPr>
-          <w:b/>
-          <w:bCs/>
-          <w:color w:val="375623"/>
-        </w:rPr>
-        <w:t xml:space="preserve">10. </w:t>
-      </w:r>
-      <w:r>
-        <w:t xml:space="preserve">한 셀 수정 = </w:t>
-      </w:r>
-      <w:r>
-        <w:rPr>
-          <w:b/>
-          <w:bCs/>
-        </w:rPr>
-        <w:t xml:space="preserve">df.at[행, 열]</w:t>
-      </w:r>
-      <w:r>
-        <w:t xml:space="preserve">, 열 삭제 = </w:t>
-      </w:r>
-      <w:r>
-        <w:rPr>
-          <w:b/>
-          <w:bCs/>
-        </w:rPr>
-        <w:t xml:space="preserve">df.drop(columns=[...])</w:t>
-      </w:r>
-      <w:r>
-        <w:t xml:space="preserve">.</w:t>
-      </w:r>
-    </w:p>
-    <w:p>
-      <w:pPr>
-        <w:spacing w:after="60"/>
-      </w:pPr>
-      <w:r>
-        <w:t xml:space="preserve"/>
-      </w:r>
-    </w:p>
     <w:tbl>
       <w:tblPr>
         <w:tblW w:type="dxa" w:w="9360"/>
